--- a/_VFT MD/The_True_Squaring_of_Money.docx
+++ b/_VFT MD/The_True_Squaring_of_Money.docx
@@ -2,7 +2,7 @@
 <file path=word/document.xml><?xml version="1.0" encoding="utf-8"?>
 <w:document xmlns:w="http://schemas.openxmlformats.org/wordprocessingml/2006/main" xmlns:m="http://schemas.openxmlformats.org/officeDocument/2006/math" xmlns:r="http://schemas.openxmlformats.org/officeDocument/2006/relationships" xmlns:o="urn:schemas-microsoft-com:office:office" xmlns:v="urn:schemas-microsoft-com:vml" xmlns:w10="urn:schemas-microsoft-com:office:word" xmlns:a="http://schemas.openxmlformats.org/drawingml/2006/main" xmlns:pic="http://schemas.openxmlformats.org/drawingml/2006/picture" xmlns:wp="http://schemas.openxmlformats.org/drawingml/2006/wordprocessingDrawing">
   <w:body>
-    <w:bookmarkStart w:id="22" w:name="the-true-squaring-of-money"/>
+    <w:bookmarkStart w:id="25" w:name="the-true-squaring-of-money"/>
     <w:p>
       <w:pPr>
         <w:pStyle w:val="Heading1"/>
@@ -2704,7 +2704,7 @@
       </w:r>
     </w:p>
     <w:bookmarkEnd w:id="14"/>
-    <w:bookmarkStart w:id="15" w:name="iv.-the-try-catch-structure"/>
+    <w:bookmarkStart w:id="18" w:name="iv.-the-try-catch-structure"/>
     <w:p>
       <w:pPr>
         <w:pStyle w:val="Heading2"/>
@@ -2718,50 +2718,45 @@
         <w:pStyle w:val="FirstParagraph"/>
       </w:pPr>
       <w:r>
-        <w:t xml:space="preserve">Not all money successfully converts through</w:t>
-      </w:r>
-      <w:r>
-        <w:t xml:space="preserve"> </w:t>
-      </w:r>
-      <m:oMath>
-        <m:r>
-          <m:rPr>
-            <m:sty m:val="p"/>
-          </m:rPr>
-          <m:t>(</m:t>
-        </m:r>
-        <m:r>
-          <m:t>t</m:t>
-        </m:r>
-        <m:r>
-          <m:t>v</m:t>
-        </m:r>
-        <m:sSup>
-          <m:e>
-            <m:r>
-              <m:rPr>
-                <m:sty m:val="p"/>
-              </m:rPr>
-              <m:t>)</m:t>
-            </m:r>
-          </m:e>
-          <m:sup>
-            <m:r>
-              <m:t>2</m:t>
-            </m:r>
-          </m:sup>
-        </m:sSup>
-      </m:oMath>
-      <w:r>
-        <w:t xml:space="preserve">.</w:t>
-      </w:r>
-    </w:p>
-    <w:p>
-      <w:pPr>
-        <w:pStyle w:val="BodyText"/>
-      </w:pPr>
-      <w:r>
-        <w:t xml:space="preserve">Every transaction attempts the following conversion —</w:t>
+        <w:t xml:space="preserve">Not all money successfully converts through (tv)².</w:t>
+      </w:r>
+    </w:p>
+    <w:p>
+      <w:pPr>
+        <w:pStyle w:val="BodyText"/>
+      </w:pPr>
+      <w:r>
+        <w:t xml:space="preserve">The universe runs structural error handling. Every transaction, every exchange of time×value, every act of provision is naturally a</w:t>
+      </w:r>
+      <w:r>
+        <w:t xml:space="preserve"> </w:t>
+      </w:r>
+      <w:r>
+        <w:rPr>
+          <w:rStyle w:val="VerbatimChar"/>
+        </w:rPr>
+        <w:t xml:space="preserve">try</w:t>
+      </w:r>
+      <w:r>
+        <w:t xml:space="preserve"> </w:t>
+      </w:r>
+      <w:r>
+        <w:t xml:space="preserve">block. This is not a software metaphor. It is the description of how action becomes effect. When</w:t>
+      </w:r>
+      <w:r>
+        <w:t xml:space="preserve"> </w:t>
+      </w:r>
+      <w:r>
+        <w:rPr>
+          <w:rStyle w:val="VerbatimChar"/>
+        </w:rPr>
+        <w:t xml:space="preserve">/</w:t>
+      </w:r>
+      <w:r>
+        <w:t xml:space="preserve"> </w:t>
+      </w:r>
+      <w:r>
+        <w:t xml:space="preserve">means</w:t>
       </w:r>
       <w:r>
         <w:t xml:space="preserve"> </w:t>
@@ -2771,417 +2766,883 @@
           <w:i/>
           <w:iCs/>
         </w:rPr>
-        <w:t xml:space="preserve">try: E = m(tv)²</w:t>
-      </w:r>
-      <w:r>
-        <w:t xml:space="preserve">. If the money has genuine time×value behind it, the conversion succeeds and the exchange closes cleanly. If it does not, the excess fires:</w:t>
-      </w:r>
-      <w:r>
-        <w:t xml:space="preserve"> </w:t>
-      </w:r>
+        <w:t xml:space="preserve">relative to</w:t>
+      </w:r>
+      <w:r>
+        <w:t xml:space="preserve"> </w:t>
+      </w:r>
+      <w:r>
+        <w:t xml:space="preserve">and truth is</w:t>
+      </w:r>
+      <w:r>
+        <w:t xml:space="preserve"> </w:t>
+      </w:r>
+      <w:r>
+        <w:rPr>
+          <w:rStyle w:val="VerbatimChar"/>
+        </w:rPr>
+        <w:t xml:space="preserve">actions -&gt; effects</w:t>
+      </w:r>
+      <w:r>
+        <w:t xml:space="preserve"> </w:t>
+      </w:r>
+      <w:r>
+        <w:t xml:space="preserve">from perceptions of observable reality, the try block is simply:</w:t>
+      </w:r>
+    </w:p>
+    <w:p>
+      <w:pPr>
+        <w:pStyle w:val="BlockText"/>
+      </w:pPr>
+      <w:r>
+        <w:rPr>
+          <w:b/>
+          <w:bCs/>
+        </w:rPr>
+        <w:t xml:space="preserve">Actions process Effects: Contextual Harvest.</w:t>
+      </w:r>
+    </w:p>
+    <w:p>
+      <w:pPr>
+        <w:pStyle w:val="FirstParagraph"/>
+      </w:pPr>
+      <w:r>
+        <w:t xml:space="preserve">That is the five-word definition. Everything inside the arrow — the friction, the intent, the time — is the silent process operator. The try block attempts to land the action in observable reality and close the loop. If genuine (tv)² backs the money, the try succeeds. If it does not, the catch fires.</w:t>
+      </w:r>
+    </w:p>
+    <w:p>
+      <w:pPr>
+        <w:pStyle w:val="BodyText"/>
+      </w:pPr>
+      <w:r>
+        <w:rPr>
+          <w:b/>
+          <w:bCs/>
+        </w:rPr>
+        <w:t xml:space="preserve">The try block —</w:t>
+      </w:r>
+      <w:r>
+        <w:rPr>
+          <w:b/>
+          <w:bCs/>
+        </w:rPr>
+        <w:t xml:space="preserve"> </w:t>
+      </w:r>
+      <w:r>
+        <w:rPr>
+          <w:rStyle w:val="VerbatimChar"/>
+          <w:b/>
+          <w:bCs/>
+        </w:rPr>
+        <w:t xml:space="preserve">try { is^is }</w:t>
+      </w:r>
+      <w:r>
+        <w:rPr>
+          <w:b/>
+          <w:bCs/>
+        </w:rPr>
+        <w:t xml:space="preserve">:</w:t>
+      </w:r>
+      <w:r>
+        <w:t xml:space="preserve"> </w:t>
+      </w:r>
+      <w:r>
+        <w:t xml:space="preserve">Money with genuine (tv)² behind it. The proposition (</w:t>
+      </w:r>
+      <w:r>
+        <w:rPr>
+          <w:rStyle w:val="VerbatimChar"/>
+        </w:rPr>
+        <w:t xml:space="preserve">is</w:t>
+      </w:r>
+      <w:r>
+        <w:t xml:space="preserve">) tested against its own conditions (</w:t>
+      </w:r>
+      <w:r>
+        <w:rPr>
+          <w:rStyle w:val="VerbatimChar"/>
+        </w:rPr>
+        <w:t xml:space="preserve">is</w:t>
+      </w:r>
+      <w:r>
+        <w:t xml:space="preserve">). Identity checked against the world. The principal lent. The hours worked. The craft produced. Every dollar that represents real time genuinely exchanged at real value. The conversion works. No remainder. The circle closes. The ledger entry is clean.</w:t>
+      </w:r>
+    </w:p>
+    <w:p>
+      <w:pPr>
+        <w:pStyle w:val="BodyText"/>
+      </w:pPr>
+      <w:r>
+        <w:rPr>
+          <w:b/>
+          <w:bCs/>
+        </w:rPr>
+        <w:t xml:space="preserve">The catch block —</w:t>
+      </w:r>
+      <w:r>
+        <w:rPr>
+          <w:b/>
+          <w:bCs/>
+        </w:rPr>
+        <w:t xml:space="preserve"> </w:t>
+      </w:r>
+      <w:r>
+        <w:rPr>
+          <w:rStyle w:val="VerbatimChar"/>
+          <w:b/>
+          <w:bCs/>
+        </w:rPr>
+        <w:t xml:space="preserve">catch { not }</w:t>
+      </w:r>
+      <w:r>
+        <w:rPr>
+          <w:b/>
+          <w:bCs/>
+        </w:rPr>
+        <w:t xml:space="preserve">:</w:t>
+      </w:r>
+      <w:r>
+        <w:t xml:space="preserve"> </w:t>
+      </w:r>
+      <w:r>
+        <w:t xml:space="preserve">Money claimed that cannot find its (tv)². The compounding mechanism generated</w:t>
+      </w:r>
+      <w:r>
+        <w:t xml:space="preserve"> </w:t>
+      </w:r>
+      <w:r>
+        <w:rPr>
+          <w:rStyle w:val="VerbatimChar"/>
+        </w:rPr>
+        <w:t xml:space="preserve">m</w:t>
+      </w:r>
+      <w:r>
+        <w:t xml:space="preserve"> </w:t>
+      </w:r>
+      <w:r>
+        <w:t xml:space="preserve">without the time×value provision that would legitimate it. The try failed. The excess is real — it exists on a ledger, someone’s bank account shows it — but it has no reality content behind it. It was transferred, not created.</w:t>
+      </w:r>
+    </w:p>
+    <w:p>
+      <w:pPr>
+        <w:pStyle w:val="BodyText"/>
+      </w:pPr>
+      <w:r>
+        <w:rPr>
+          <w:b/>
+          <w:bCs/>
+        </w:rPr>
+        <w:t xml:space="preserve">excess = m_claimed − m_(tv)²_resolved</w:t>
+      </w:r>
+    </w:p>
+    <w:p>
+      <w:pPr>
+        <w:pStyle w:val="BodyText"/>
+      </w:pPr>
       <w:r>
         <w:rPr>
           <w:i/>
           <w:iCs/>
         </w:rPr>
-        <w:t xml:space="preserve">catch: excess = E_claimed − m(tv)²_resolved</w:t>
-      </w:r>
-      <w:r>
-        <w:t xml:space="preserve">.</w:t>
-      </w:r>
-    </w:p>
-    <w:p>
-      <w:pPr>
-        <w:pStyle w:val="BodyText"/>
-      </w:pPr>
+        <w:t xml:space="preserve">Simple example — the passive landlord:</w:t>
+      </w:r>
+      <w:r>
+        <w:t xml:space="preserve"> </w:t>
+      </w:r>
+      <w:r>
+        <w:t xml:space="preserve">A landlord owns a property bought 30 years ago for 200,000. They do nothing — no maintenance, no improvement, no service beyond the legal minimum. The suburb becomes desirable. Rent doubles. That doubling is not try-block money. No additional (tv)² was provided. The landlord’s time was not spent. No value was created in the exchange by the landlord. The rent increase exists on a ledger. It has no reality content from the landlord behind it. It is catch-block money — generated by scarcity conditions the community created (schools, infrastructure, culture, safety) and urgency the landlord did not resolve. The community built the value. The landlord captured the price signal.</w:t>
+      </w:r>
+    </w:p>
+    <w:p>
+      <w:pPr>
+        <w:pStyle w:val="BodyText"/>
+      </w:pPr>
+      <w:r>
+        <w:rPr>
+          <w:i/>
+          <w:iCs/>
+        </w:rPr>
+        <w:t xml:space="preserve">Simple example — the compound interest catch:</w:t>
+      </w:r>
+      <w:r>
+        <w:t xml:space="preserve"> </w:t>
+      </w:r>
+      <w:r>
+        <w:t xml:space="preserve">You borrow 100. You pay back 110 — 100 principal plus 10 for the lender’s time and provision. That 10 is try-block money. They lent once, you compensated once, the exchange closed. Now imagine the 10 becomes 11 next month automatically, then 12.10, then compounding forever, without any additional provision from the lender. By year 10 you owe 259 on a 100 provision. The lender provided 100 of value. The remaining 159 is the compounding mechanism applied to the original provision — arithmetic generating</w:t>
+      </w:r>
+      <w:r>
+        <w:t xml:space="preserve"> </w:t>
+      </w:r>
+      <w:r>
+        <w:rPr>
+          <w:rStyle w:val="VerbatimChar"/>
+        </w:rPr>
+        <w:t xml:space="preserve">m</w:t>
+      </w:r>
+      <w:r>
+        <w:t xml:space="preserve"> </w:t>
+      </w:r>
+      <w:r>
+        <w:t xml:space="preserve">with no new (tv)² behind it. Catch block.</w:t>
+      </w:r>
+    </w:p>
+    <w:p>
+      <w:pPr>
+        <w:pStyle w:val="BodyText"/>
+      </w:pPr>
+      <w:r>
+        <w:t xml:space="preserve">On a AUD 600,000 loan at 6% over 30 years against a legitimate cost ceiling of 3.51%: the try succeeds on AUD 971,143. The catch fires on AUD 323,886. The court is the exception handler.</w:t>
+      </w:r>
+    </w:p>
+    <w:bookmarkStart w:id="17" w:name="Xc81e3dbe23b2c62882b0c75ba1ca04cc6684d2e"/>
+    <w:p>
+      <w:pPr>
+        <w:pStyle w:val="Heading3"/>
+      </w:pPr>
+      <w:r>
+        <w:t xml:space="preserve">The Matthew Debt Ovals (The Geometry of the Catch)</w:t>
+      </w:r>
+    </w:p>
+    <w:bookmarkStart w:id="15" w:name="Xdde54873fadfd23d42f0bedeff8c9c2a9a110ef"/>
+    <w:p>
+      <w:pPr>
+        <w:pStyle w:val="Heading4"/>
+      </w:pPr>
+      <w:r>
+        <w:t xml:space="preserve">Full Parable — Matthew 25:1–13 Translated from Greek via AEC</w:t>
+      </w:r>
+    </w:p>
+    <w:p>
+      <w:pPr>
+        <w:pStyle w:val="FirstParagraph"/>
+      </w:pPr>
+      <w:r>
+        <w:t xml:space="preserve">The AEC frame reads each verse as: what was the</w:t>
+      </w:r>
+      <w:r>
+        <w:t xml:space="preserve"> </w:t>
+      </w:r>
       <w:r>
         <w:rPr>
           <w:b/>
           <w:bCs/>
         </w:rPr>
-        <w:t xml:space="preserve">The try block:</w:t>
-      </w:r>
-      <w:r>
-        <w:t xml:space="preserve"> </w:t>
-      </w:r>
-      <w:r>
-        <w:t xml:space="preserve">Money with genuine</w:t>
-      </w:r>
-      <w:r>
-        <w:t xml:space="preserve"> </w:t>
-      </w:r>
-      <m:oMath>
-        <m:r>
-          <m:rPr>
-            <m:sty m:val="p"/>
-          </m:rPr>
-          <m:t>(</m:t>
-        </m:r>
-        <m:r>
-          <m:t>t</m:t>
-        </m:r>
-        <m:r>
-          <m:t>v</m:t>
-        </m:r>
-        <m:sSup>
-          <m:e>
-            <m:r>
-              <m:rPr>
-                <m:sty m:val="p"/>
-              </m:rPr>
-              <m:t>)</m:t>
-            </m:r>
-          </m:e>
-          <m:sup>
-            <m:r>
-              <m:t>2</m:t>
-            </m:r>
-          </m:sup>
-        </m:sSup>
-      </m:oMath>
-      <w:r>
-        <w:t xml:space="preserve"> </w:t>
-      </w:r>
-      <w:r>
-        <w:t xml:space="preserve">behind it. The principal lent. The hours worked. The craft produced. Every dollar that represents real time genuinely exchanged at real value. The conversion works. No remainder. The circle closes. The ledger entry is clean.</w:t>
-      </w:r>
-    </w:p>
-    <w:p>
-      <w:pPr>
-        <w:pStyle w:val="BodyText"/>
-      </w:pPr>
+        <w:t xml:space="preserve">Action</w:t>
+      </w:r>
+      <w:r>
+        <w:t xml:space="preserve"> </w:t>
+      </w:r>
+      <w:r>
+        <w:t xml:space="preserve">(Greek root), what was the</w:t>
+      </w:r>
+      <w:r>
+        <w:t xml:space="preserve"> </w:t>
+      </w:r>
       <w:r>
         <w:rPr>
           <w:b/>
           <w:bCs/>
         </w:rPr>
-        <w:t xml:space="preserve">The catch block:</w:t>
-      </w:r>
-      <w:r>
-        <w:t xml:space="preserve"> </w:t>
-      </w:r>
-      <w:r>
-        <w:t xml:space="preserve">Money claimed that cannot find its</w:t>
-      </w:r>
-      <w:r>
-        <w:t xml:space="preserve"> </w:t>
-      </w:r>
-      <m:oMath>
-        <m:r>
-          <m:rPr>
-            <m:sty m:val="p"/>
-          </m:rPr>
-          <m:t>(</m:t>
-        </m:r>
-        <m:r>
-          <m:t>t</m:t>
-        </m:r>
-        <m:r>
-          <m:t>v</m:t>
-        </m:r>
-        <m:sSup>
-          <m:e>
-            <m:r>
-              <m:rPr>
-                <m:sty m:val="p"/>
-              </m:rPr>
-              <m:t>)</m:t>
-            </m:r>
-          </m:e>
-          <m:sup>
-            <m:r>
-              <m:t>2</m:t>
-            </m:r>
-          </m:sup>
-        </m:sSup>
-      </m:oMath>
-      <w:r>
-        <w:t xml:space="preserve">. The compounding mechanism generated</w:t>
-      </w:r>
-      <w:r>
-        <w:t xml:space="preserve"> </w:t>
-      </w:r>
-      <m:oMath>
-        <m:r>
-          <m:t>m</m:t>
-        </m:r>
-      </m:oMath>
-      <w:r>
-        <w:t xml:space="preserve"> </w:t>
-      </w:r>
-      <w:r>
-        <w:t xml:space="preserve">without the time×value provision that would legitimate it. The try failed. The excess is real — it exists on a ledger, someone’s bank account shows it — but it has no reality content behind it. It was transferred, not created.</w:t>
-      </w:r>
-    </w:p>
-    <w:p>
-      <w:pPr>
-        <w:pStyle w:val="BodyText"/>
-      </w:pPr>
-      <m:oMathPara>
-        <m:oMathParaPr>
-          <m:jc m:val="center"/>
-        </m:oMathParaPr>
-        <m:oMath>
-          <m:r>
-            <m:t>e</m:t>
-          </m:r>
-          <m:r>
-            <m:t>x</m:t>
-          </m:r>
-          <m:r>
-            <m:t>c</m:t>
-          </m:r>
-          <m:r>
-            <m:t>e</m:t>
-          </m:r>
-          <m:r>
-            <m:t>s</m:t>
-          </m:r>
-          <m:r>
-            <m:t>s</m:t>
-          </m:r>
-          <m:r>
-            <m:rPr>
-              <m:sty m:val="p"/>
-            </m:rPr>
-            <m:t>=</m:t>
-          </m:r>
-          <m:sSub>
-            <m:e>
-              <m:r>
-                <m:t>m</m:t>
-              </m:r>
-            </m:e>
-            <m:sub>
-              <m:r>
-                <m:t>c</m:t>
-              </m:r>
-              <m:r>
-                <m:t>l</m:t>
-              </m:r>
-              <m:r>
-                <m:t>a</m:t>
-              </m:r>
-              <m:r>
-                <m:t>i</m:t>
-              </m:r>
-              <m:r>
-                <m:t>m</m:t>
-              </m:r>
-              <m:r>
-                <m:t>e</m:t>
-              </m:r>
-              <m:r>
-                <m:t>d</m:t>
-              </m:r>
-            </m:sub>
-          </m:sSub>
-          <m:r>
-            <m:rPr>
-              <m:sty m:val="p"/>
-            </m:rPr>
-            <m:t>−</m:t>
-          </m:r>
-          <m:sSub>
-            <m:e>
-              <m:r>
-                <m:t>m</m:t>
-              </m:r>
-            </m:e>
-            <m:sub>
-              <m:r>
-                <m:rPr>
-                  <m:sty m:val="p"/>
-                </m:rPr>
-                <m:t>(</m:t>
-              </m:r>
-              <m:r>
-                <m:t>t</m:t>
-              </m:r>
-              <m:r>
-                <m:t>v</m:t>
-              </m:r>
-              <m:sSup>
-                <m:e>
-                  <m:r>
-                    <m:rPr>
-                      <m:sty m:val="p"/>
-                    </m:rPr>
-                    <m:t>)</m:t>
-                  </m:r>
-                </m:e>
-                <m:sup>
-                  <m:r>
-                    <m:t>2</m:t>
-                  </m:r>
-                </m:sup>
-              </m:sSup>
-              <m:r>
-                <m:t> </m:t>
-              </m:r>
-              <m:r>
-                <m:t>r</m:t>
-              </m:r>
-              <m:r>
-                <m:t>e</m:t>
-              </m:r>
-              <m:r>
-                <m:t>s</m:t>
-              </m:r>
-              <m:r>
-                <m:t>o</m:t>
-              </m:r>
-              <m:r>
-                <m:t>l</m:t>
-              </m:r>
-              <m:r>
-                <m:t>v</m:t>
-              </m:r>
-              <m:r>
-                <m:t>e</m:t>
-              </m:r>
-              <m:r>
-                <m:t>d</m:t>
-              </m:r>
-            </m:sub>
-          </m:sSub>
-        </m:oMath>
-      </m:oMathPara>
-    </w:p>
-    <w:p>
-      <w:pPr>
-        <w:pStyle w:val="FirstParagraph"/>
-      </w:pPr>
-      <w:r>
-        <w:rPr>
-          <w:i/>
-          <w:iCs/>
-        </w:rPr>
-        <w:t xml:space="preserve">Simple example — the passive landlord:</w:t>
-      </w:r>
-      <w:r>
-        <w:t xml:space="preserve"> </w:t>
-      </w:r>
-      <w:r>
-        <w:t xml:space="preserve">A landlord owns a property bought 30 years ago for 200,000. They do nothing — no maintenance, no improvement, no service beyond the legal minimum. The suburb becomes desirable. Rent doubles. That doubling is not try-block money. No additional</w:t>
-      </w:r>
-      <w:r>
-        <w:t xml:space="preserve"> </w:t>
-      </w:r>
-      <m:oMath>
-        <m:r>
-          <m:rPr>
-            <m:sty m:val="p"/>
-          </m:rPr>
-          <m:t>(</m:t>
-        </m:r>
-        <m:r>
-          <m:t>t</m:t>
-        </m:r>
-        <m:r>
-          <m:t>v</m:t>
-        </m:r>
-        <m:sSup>
-          <m:e>
-            <m:r>
-              <m:rPr>
-                <m:sty m:val="p"/>
-              </m:rPr>
-              <m:t>)</m:t>
-            </m:r>
-          </m:e>
-          <m:sup>
-            <m:r>
-              <m:t>2</m:t>
-            </m:r>
-          </m:sup>
-        </m:sSup>
-      </m:oMath>
-      <w:r>
-        <w:t xml:space="preserve"> </w:t>
-      </w:r>
-      <w:r>
-        <w:t xml:space="preserve">was provided. The landlord’s time was not spent. No value was created in the exchange by the landlord. The rent increase exists on a ledger. It has no reality content from the landlord behind it. It is catch-block money — generated by scarcity conditions the community created (schools, infrastructure, culture, safety) and urgency the landlord did not resolve. The community built the value. The landlord captured the price signal.</w:t>
-      </w:r>
-    </w:p>
-    <w:p>
-      <w:pPr>
-        <w:pStyle w:val="BodyText"/>
-      </w:pPr>
-      <w:r>
-        <w:rPr>
-          <w:i/>
-          <w:iCs/>
-        </w:rPr>
-        <w:t xml:space="preserve">Simple example — the compound interest catch:</w:t>
-      </w:r>
-      <w:r>
-        <w:t xml:space="preserve"> </w:t>
-      </w:r>
-      <w:r>
-        <w:t xml:space="preserve">You borrow 100. You pay back 110 — 100 principal plus 10 for the lender’s time and provision. That 10 is try-block money. They lent once, you compensated once, the exchange closed. Now imagine the 10 becomes 11 next month automatically, then 12.10, then compounding forever, without any additional provision from the lender. By year 10 you owe 259 on a 100 provision. The lender provided 100 of value. The remaining 159 is the compounding mechanism applied to the original provision — arithmetic generating</w:t>
-      </w:r>
-      <w:r>
-        <w:t xml:space="preserve"> </w:t>
-      </w:r>
-      <m:oMath>
-        <m:r>
-          <m:t>m</m:t>
-        </m:r>
-      </m:oMath>
-      <w:r>
-        <w:t xml:space="preserve"> </w:t>
-      </w:r>
-      <w:r>
-        <w:t xml:space="preserve">with no new</w:t>
-      </w:r>
-      <w:r>
-        <w:t xml:space="preserve"> </w:t>
-      </w:r>
-      <m:oMath>
-        <m:r>
-          <m:rPr>
-            <m:sty m:val="p"/>
-          </m:rPr>
-          <m:t>(</m:t>
-        </m:r>
-        <m:r>
-          <m:t>t</m:t>
-        </m:r>
-        <m:r>
-          <m:t>v</m:t>
-        </m:r>
-        <m:sSup>
-          <m:e>
-            <m:r>
-              <m:rPr>
-                <m:sty m:val="p"/>
-              </m:rPr>
-              <m:t>)</m:t>
-            </m:r>
-          </m:e>
-          <m:sup>
-            <m:r>
-              <m:t>2</m:t>
-            </m:r>
-          </m:sup>
-        </m:sSup>
-      </m:oMath>
-      <w:r>
-        <w:t xml:space="preserve"> </w:t>
-      </w:r>
-      <w:r>
-        <w:t xml:space="preserve">behind it. Catch block.</w:t>
-      </w:r>
-    </w:p>
-    <w:p>
-      <w:pPr>
-        <w:pStyle w:val="BodyText"/>
-      </w:pPr>
-      <w:r>
-        <w:t xml:space="preserve">On a AUD 600,000 loan at 6% over 30 years against a legitimate cost ceiling of 3.51%: the try succeeds on AUD 971,143. The catch fires on AUD 323,886. The court is the exception handler.</w:t>
-      </w:r>
-    </w:p>
+        <w:t xml:space="preserve">Effect</w:t>
+      </w:r>
+      <w:r>
+        <w:t xml:space="preserve"> </w:t>
+      </w:r>
+      <w:r>
+        <w:t xml:space="preserve">(consequence in the structure), and what was the</w:t>
+      </w:r>
+      <w:r>
+        <w:t xml:space="preserve"> </w:t>
+      </w:r>
+      <w:r>
+        <w:rPr>
+          <w:b/>
+          <w:bCs/>
+        </w:rPr>
+        <w:t xml:space="preserve">Contextual</w:t>
+      </w:r>
+      <w:r>
+        <w:t xml:space="preserve"> </w:t>
+      </w:r>
+      <w:r>
+        <w:t xml:space="preserve">state (the provision level, the oil reading at that moment). The parable is an exact algorithm.</w:t>
+      </w:r>
+    </w:p>
+    <w:p>
+      <w:pPr>
+        <w:pStyle w:val="BodyText"/>
+      </w:pPr>
+      <w:r>
+        <w:rPr>
+          <w:b/>
+          <w:bCs/>
+        </w:rPr>
+        <w:t xml:space="preserve">Key Term Lexicon (Greek → AEC mapping)</w:t>
+      </w:r>
+    </w:p>
+    <w:tbl>
+      <w:tblPr>
+        <w:tblStyle w:val="Table"/>
+        <w:tblW w:type="pct" w:w="5000"/>
+        <w:tblLayout w:type="fixed"/>
+        <w:tblLook w:firstRow="1" w:lastRow="0" w:firstColumn="0" w:lastColumn="0" w:noHBand="0" w:noVBand="0" w:val="0020"/>
+      </w:tblPr>
+      <w:tblGrid>
+        <w:gridCol w:w="1980"/>
+        <w:gridCol w:w="1980"/>
+        <w:gridCol w:w="1980"/>
+        <w:gridCol w:w="1980"/>
+      </w:tblGrid>
+      <w:tr>
+        <w:trPr>
+          <w:tblHeader w:val="on"/>
+        </w:trPr>
+        <w:tc>
+          <w:tcPr/>
+          <w:p>
+            <w:pPr>
+              <w:pStyle w:val="Compact"/>
+            </w:pPr>
+            <w:r>
+              <w:t xml:space="preserve">Greek</w:t>
+            </w:r>
+          </w:p>
+        </w:tc>
+        <w:tc>
+          <w:tcPr/>
+          <w:p>
+            <w:pPr>
+              <w:pStyle w:val="Compact"/>
+            </w:pPr>
+            <w:r>
+              <w:t xml:space="preserve">Transliteration</w:t>
+            </w:r>
+          </w:p>
+        </w:tc>
+        <w:tc>
+          <w:tcPr/>
+          <w:p>
+            <w:pPr>
+              <w:pStyle w:val="Compact"/>
+            </w:pPr>
+            <w:r>
+              <w:t xml:space="preserve">Orthodox gloss</w:t>
+            </w:r>
+          </w:p>
+        </w:tc>
+        <w:tc>
+          <w:tcPr/>
+          <w:p>
+            <w:pPr>
+              <w:pStyle w:val="Compact"/>
+            </w:pPr>
+            <w:r>
+              <w:t xml:space="preserve">AEC reading</w:t>
+            </w:r>
+          </w:p>
+        </w:tc>
+      </w:tr>
+      <w:tr>
+        <w:tc>
+          <w:tcPr/>
+          <w:p>
+            <w:pPr>
+              <w:pStyle w:val="Compact"/>
+            </w:pPr>
+            <w:r>
+              <w:t xml:space="preserve">παρθένοι</w:t>
+            </w:r>
+          </w:p>
+        </w:tc>
+        <w:tc>
+          <w:tcPr/>
+          <w:p>
+            <w:pPr>
+              <w:pStyle w:val="Compact"/>
+            </w:pPr>
+            <w:r>
+              <w:rPr>
+                <w:i/>
+                <w:iCs/>
+              </w:rPr>
+              <w:t xml:space="preserve">parthenoi</w:t>
+            </w:r>
+          </w:p>
+        </w:tc>
+        <w:tc>
+          <w:tcPr/>
+          <w:p>
+            <w:pPr>
+              <w:pStyle w:val="Compact"/>
+            </w:pPr>
+            <w:r>
+              <w:t xml:space="preserve">virgins</w:t>
+            </w:r>
+          </w:p>
+        </w:tc>
+        <w:tc>
+          <w:tcPr/>
+          <w:p>
+            <w:pPr>
+              <w:pStyle w:val="Compact"/>
+            </w:pPr>
+            <w:r>
+              <w:t xml:space="preserve">Intact potential — the agent whose capacity has not yet been committed</w:t>
+            </w:r>
+          </w:p>
+        </w:tc>
+      </w:tr>
+      <w:tr>
+        <w:tc>
+          <w:tcPr/>
+          <w:p>
+            <w:pPr>
+              <w:pStyle w:val="Compact"/>
+            </w:pPr>
+            <w:r>
+              <w:t xml:space="preserve">λαμπάδας</w:t>
+            </w:r>
+          </w:p>
+        </w:tc>
+        <w:tc>
+          <w:tcPr/>
+          <w:p>
+            <w:pPr>
+              <w:pStyle w:val="Compact"/>
+            </w:pPr>
+            <w:r>
+              <w:rPr>
+                <w:i/>
+                <w:iCs/>
+              </w:rPr>
+              <w:t xml:space="preserve">lampadas</w:t>
+            </w:r>
+          </w:p>
+        </w:tc>
+        <w:tc>
+          <w:tcPr/>
+          <w:p>
+            <w:pPr>
+              <w:pStyle w:val="Compact"/>
+            </w:pPr>
+            <w:r>
+              <w:t xml:space="preserve">lamps/torches</w:t>
+            </w:r>
+          </w:p>
+        </w:tc>
+        <w:tc>
+          <w:tcPr/>
+          <w:p>
+            <w:pPr>
+              <w:pStyle w:val="Compact"/>
+            </w:pPr>
+            <w:r>
+              <w:t xml:space="preserve">The action signal — the projected visible output</w:t>
+            </w:r>
+          </w:p>
+        </w:tc>
+      </w:tr>
+      <w:tr>
+        <w:tc>
+          <w:tcPr/>
+          <w:p>
+            <w:pPr>
+              <w:pStyle w:val="Compact"/>
+            </w:pPr>
+            <w:r>
+              <w:t xml:space="preserve">ἔλαιον</w:t>
+            </w:r>
+          </w:p>
+        </w:tc>
+        <w:tc>
+          <w:tcPr/>
+          <w:p>
+            <w:pPr>
+              <w:pStyle w:val="Compact"/>
+            </w:pPr>
+            <w:r>
+              <w:rPr>
+                <w:i/>
+                <w:iCs/>
+              </w:rPr>
+              <w:t xml:space="preserve">elaion</w:t>
+            </w:r>
+          </w:p>
+        </w:tc>
+        <w:tc>
+          <w:tcPr/>
+          <w:p>
+            <w:pPr>
+              <w:pStyle w:val="Compact"/>
+            </w:pPr>
+            <w:r>
+              <w:t xml:space="preserve">oil</w:t>
+            </w:r>
+          </w:p>
+        </w:tc>
+        <w:tc>
+          <w:tcPr/>
+          <w:p>
+            <w:pPr>
+              <w:pStyle w:val="Compact"/>
+            </w:pPr>
+            <w:r>
+              <w:t xml:space="preserve">The accumulated (tv)² provision behind the signal. The reserve that actually burns.</w:t>
+            </w:r>
+          </w:p>
+        </w:tc>
+      </w:tr>
+      <w:tr>
+        <w:tc>
+          <w:tcPr/>
+          <w:p>
+            <w:pPr>
+              <w:pStyle w:val="Compact"/>
+            </w:pPr>
+            <w:r>
+              <w:t xml:space="preserve">νυμφίος</w:t>
+            </w:r>
+          </w:p>
+        </w:tc>
+        <w:tc>
+          <w:tcPr/>
+          <w:p>
+            <w:pPr>
+              <w:pStyle w:val="Compact"/>
+            </w:pPr>
+            <w:r>
+              <w:rPr>
+                <w:i/>
+                <w:iCs/>
+              </w:rPr>
+              <w:t xml:space="preserve">numphios</w:t>
+            </w:r>
+          </w:p>
+        </w:tc>
+        <w:tc>
+          <w:tcPr/>
+          <w:p>
+            <w:pPr>
+              <w:pStyle w:val="Compact"/>
+            </w:pPr>
+            <w:r>
+              <w:t xml:space="preserve">bridegroom</w:t>
+            </w:r>
+          </w:p>
+        </w:tc>
+        <w:tc>
+          <w:tcPr/>
+          <w:p>
+            <w:pPr>
+              <w:pStyle w:val="Compact"/>
+            </w:pPr>
+            <w:r>
+              <w:t xml:space="preserve">The harvest threshold — the moment the try block fires</w:t>
+            </w:r>
+          </w:p>
+        </w:tc>
+      </w:tr>
+      <w:tr>
+        <w:tc>
+          <w:tcPr/>
+          <w:p>
+            <w:pPr>
+              <w:pStyle w:val="Compact"/>
+            </w:pPr>
+            <w:r>
+              <w:t xml:space="preserve">μωραί</w:t>
+            </w:r>
+          </w:p>
+        </w:tc>
+        <w:tc>
+          <w:tcPr/>
+          <w:p>
+            <w:pPr>
+              <w:pStyle w:val="Compact"/>
+            </w:pPr>
+            <w:r>
+              <w:rPr>
+                <w:i/>
+                <w:iCs/>
+              </w:rPr>
+              <w:t xml:space="preserve">mōrai</w:t>
+            </w:r>
+          </w:p>
+        </w:tc>
+        <w:tc>
+          <w:tcPr/>
+          <w:p>
+            <w:pPr>
+              <w:pStyle w:val="Compact"/>
+            </w:pPr>
+            <w:r>
+              <w:t xml:space="preserve">foolish</w:t>
+            </w:r>
+          </w:p>
+        </w:tc>
+        <w:tc>
+          <w:tcPr/>
+          <w:p>
+            <w:pPr>
+              <w:pStyle w:val="Compact"/>
+            </w:pPr>
+            <w:r>
+              <w:t xml:space="preserve">Root μωρός = dull, unresponsive. Those who carried the signal without the provision. Containers empty below the try block.</w:t>
+            </w:r>
+          </w:p>
+        </w:tc>
+      </w:tr>
+      <w:tr>
+        <w:tc>
+          <w:tcPr/>
+          <w:p>
+            <w:pPr>
+              <w:pStyle w:val="Compact"/>
+            </w:pPr>
+            <w:r>
+              <w:t xml:space="preserve">φρόνιμοι</w:t>
+            </w:r>
+          </w:p>
+        </w:tc>
+        <w:tc>
+          <w:tcPr/>
+          <w:p>
+            <w:pPr>
+              <w:pStyle w:val="Compact"/>
+            </w:pPr>
+            <w:r>
+              <w:rPr>
+                <w:i/>
+                <w:iCs/>
+              </w:rPr>
+              <w:t xml:space="preserve">phronimoi</w:t>
+            </w:r>
+          </w:p>
+        </w:tc>
+        <w:tc>
+          <w:tcPr/>
+          <w:p>
+            <w:pPr>
+              <w:pStyle w:val="Compact"/>
+            </w:pPr>
+            <w:r>
+              <w:t xml:space="preserve">wise</w:t>
+            </w:r>
+          </w:p>
+        </w:tc>
+        <w:tc>
+          <w:tcPr/>
+          <w:p>
+            <w:pPr>
+              <w:pStyle w:val="Compact"/>
+            </w:pPr>
+            <w:r>
+              <w:t xml:space="preserve">Root φρόνησις = practical wisdom, knowing what is actually required. Those who maintained provision in reserve.</w:t>
+            </w:r>
+          </w:p>
+        </w:tc>
+      </w:tr>
+      <w:tr>
+        <w:tc>
+          <w:tcPr/>
+          <w:p>
+            <w:pPr>
+              <w:pStyle w:val="Compact"/>
+            </w:pPr>
+            <w:r>
+              <w:t xml:space="preserve">ἀγγεῖα</w:t>
+            </w:r>
+          </w:p>
+        </w:tc>
+        <w:tc>
+          <w:tcPr/>
+          <w:p>
+            <w:pPr>
+              <w:pStyle w:val="Compact"/>
+            </w:pPr>
+            <w:r>
+              <w:rPr>
+                <w:i/>
+                <w:iCs/>
+              </w:rPr>
+              <w:t xml:space="preserve">aggeia</w:t>
+            </w:r>
+          </w:p>
+        </w:tc>
+        <w:tc>
+          <w:tcPr/>
+          <w:p>
+            <w:pPr>
+              <w:pStyle w:val="Compact"/>
+            </w:pPr>
+            <w:r>
+              <w:t xml:space="preserve">vessels</w:t>
+            </w:r>
+          </w:p>
+        </w:tc>
+        <w:tc>
+          <w:tcPr/>
+          <w:p>
+            <w:pPr>
+              <w:pStyle w:val="Compact"/>
+            </w:pPr>
+            <w:r>
+              <w:t xml:space="preserve">The reserve container — the (tv)² buffer held separate from the signal</w:t>
+            </w:r>
+          </w:p>
+        </w:tc>
+      </w:tr>
+      <w:tr>
+        <w:tc>
+          <w:tcPr/>
+          <w:p>
+            <w:pPr>
+              <w:pStyle w:val="Compact"/>
+            </w:pPr>
+            <w:r>
+              <w:t xml:space="preserve">θύρα</w:t>
+            </w:r>
+          </w:p>
+        </w:tc>
+        <w:tc>
+          <w:tcPr/>
+          <w:p>
+            <w:pPr>
+              <w:pStyle w:val="Compact"/>
+            </w:pPr>
+            <w:r>
+              <w:rPr>
+                <w:i/>
+                <w:iCs/>
+              </w:rPr>
+              <w:t xml:space="preserve">thyra</w:t>
+            </w:r>
+          </w:p>
+        </w:tc>
+        <w:tc>
+          <w:tcPr/>
+          <w:p>
+            <w:pPr>
+              <w:pStyle w:val="Compact"/>
+            </w:pPr>
+            <w:r>
+              <w:t xml:space="preserve">door</w:t>
+            </w:r>
+          </w:p>
+        </w:tc>
+        <w:tc>
+          <w:tcPr/>
+          <w:p>
+            <w:pPr>
+              <w:pStyle w:val="Compact"/>
+            </w:pPr>
+            <w:r>
+              <w:t xml:space="preserve">The catch block boundary — the irreversibility threshold. The point past which no retroactive provision converts.</w:t>
+            </w:r>
+          </w:p>
+        </w:tc>
+      </w:tr>
+      <w:tr>
+        <w:tc>
+          <w:tcPr/>
+          <w:p>
+            <w:pPr>
+              <w:pStyle w:val="Compact"/>
+            </w:pPr>
+            <w:r>
+              <w:t xml:space="preserve">ἀμήν</w:t>
+            </w:r>
+          </w:p>
+        </w:tc>
+        <w:tc>
+          <w:tcPr/>
+          <w:p>
+            <w:pPr>
+              <w:pStyle w:val="Compact"/>
+            </w:pPr>
+            <w:r>
+              <w:rPr>
+                <w:i/>
+                <w:iCs/>
+              </w:rPr>
+              <w:t xml:space="preserve">amēn</w:t>
+            </w:r>
+          </w:p>
+        </w:tc>
+        <w:tc>
+          <w:tcPr/>
+          <w:p>
+            <w:pPr>
+              <w:pStyle w:val="Compact"/>
+            </w:pPr>
+            <w:r>
+              <w:t xml:space="preserve">truly</w:t>
+            </w:r>
+          </w:p>
+        </w:tc>
+        <w:tc>
+          <w:tcPr/>
+          <w:p>
+            <w:pPr>
+              <w:pStyle w:val="Compact"/>
+            </w:pPr>
+            <w:r>
+              <w:t xml:space="preserve">Root אָמֵן = verified, structurally confirmed. Not assertion but mathematical attestation.</w:t>
+            </w:r>
+          </w:p>
+        </w:tc>
+      </w:tr>
+      <w:tr>
+        <w:tc>
+          <w:tcPr/>
+          <w:p>
+            <w:pPr>
+              <w:pStyle w:val="Compact"/>
+            </w:pPr>
+            <w:r>
+              <w:t xml:space="preserve">οἶδα</w:t>
+            </w:r>
+          </w:p>
+        </w:tc>
+        <w:tc>
+          <w:tcPr/>
+          <w:p>
+            <w:pPr>
+              <w:pStyle w:val="Compact"/>
+            </w:pPr>
+            <w:r>
+              <w:rPr>
+                <w:i/>
+                <w:iCs/>
+              </w:rPr>
+              <w:t xml:space="preserve">oida</w:t>
+            </w:r>
+          </w:p>
+        </w:tc>
+        <w:tc>
+          <w:tcPr/>
+          <w:p>
+            <w:pPr>
+              <w:pStyle w:val="Compact"/>
+            </w:pPr>
+            <w:r>
+              <w:t xml:space="preserve">I know</w:t>
+            </w:r>
+          </w:p>
+        </w:tc>
+        <w:tc>
+          <w:tcPr/>
+          <w:p>
+            <w:pPr>
+              <w:pStyle w:val="Compact"/>
+            </w:pPr>
+            <w:r>
+              <w:t xml:space="preserve">Root: to have seen. Identity confirmed through prior observable co-presence, not through claim.</w:t>
+            </w:r>
+          </w:p>
+        </w:tc>
+      </w:tr>
+    </w:tbl>
     <w:p>
       <w:r>
         <w:pict>
@@ -3189,8 +3650,1301 @@
         </w:pict>
       </w:r>
     </w:p>
+    <w:p>
+      <w:pPr>
+        <w:pStyle w:val="FirstParagraph"/>
+      </w:pPr>
+      <w:r>
+        <w:rPr>
+          <w:b/>
+          <w:bCs/>
+        </w:rPr>
+        <w:t xml:space="preserve">Verse 1</w:t>
+      </w:r>
+      <w:r>
+        <w:t xml:space="preserve"> </w:t>
+      </w:r>
+      <w:r>
+        <w:rPr>
+          <w:i/>
+          <w:iCs/>
+        </w:rPr>
+        <w:t xml:space="preserve">Greek:</w:t>
+      </w:r>
+      <w:r>
+        <w:t xml:space="preserve"> </w:t>
+      </w:r>
+      <w:r>
+        <w:t xml:space="preserve">Τότε ὁμοιωθήσεται ἡ βασιλεία τῶν οὐρανῶν δέκα παρθένοις, αἵτινες λαβοῦσαι τὰς λαμπάδας ἑαυτῶν ἐξῆλθον εἰς ὑπάντησιν τοῦ νυμφίου.</w:t>
+      </w:r>
+    </w:p>
+    <w:p>
+      <w:pPr>
+        <w:pStyle w:val="BodyText"/>
+      </w:pPr>
+      <w:r>
+        <w:rPr>
+          <w:i/>
+          <w:iCs/>
+        </w:rPr>
+        <w:t xml:space="preserve">Literal root:</w:t>
+      </w:r>
+      <w:r>
+        <w:t xml:space="preserve"> </w:t>
+      </w:r>
+      <w:r>
+        <w:t xml:space="preserve">Then the ruling-of-skies will be made-like unto ten intact-potentials, who, having-taken their signal-lamps, went out into the meeting-toward of the harvest-threshold.</w:t>
+      </w:r>
+    </w:p>
+    <w:p>
+      <w:pPr>
+        <w:pStyle w:val="BodyText"/>
+      </w:pPr>
+      <w:r>
+        <w:rPr>
+          <w:b/>
+          <w:bCs/>
+        </w:rPr>
+        <w:t xml:space="preserve">AEC:</w:t>
+      </w:r>
+      <w:r>
+        <w:t xml:space="preserve"> </w:t>
+      </w:r>
+      <w:r>
+        <w:t xml:space="preserve">Action = take lamps and go out. Effect = position in the queue for the harvest moment. Contextual = identity-intact (parthenos); provision state unknown at this point. Ten agents, same visible action, identical starting position. The split has not yet been revealed.</w:t>
+      </w:r>
+    </w:p>
+    <w:p>
+      <w:r>
+        <w:pict>
+          <v:rect style="width:0;height:1.5pt" o:hralign="center" o:hrstd="t" o:hr="t"/>
+        </w:pict>
+      </w:r>
+    </w:p>
+    <w:p>
+      <w:pPr>
+        <w:pStyle w:val="FirstParagraph"/>
+      </w:pPr>
+      <w:r>
+        <w:rPr>
+          <w:b/>
+          <w:bCs/>
+        </w:rPr>
+        <w:t xml:space="preserve">Verse 2</w:t>
+      </w:r>
+      <w:r>
+        <w:t xml:space="preserve"> </w:t>
+      </w:r>
+      <w:r>
+        <w:rPr>
+          <w:i/>
+          <w:iCs/>
+        </w:rPr>
+        <w:t xml:space="preserve">Greek:</w:t>
+      </w:r>
+      <w:r>
+        <w:t xml:space="preserve"> </w:t>
+      </w:r>
+      <w:r>
+        <w:t xml:space="preserve">πέντε δὲ ἦσαν ἐξ αὐτῶν μωραί, καὶ πέντε φρόνιμοι.</w:t>
+      </w:r>
+    </w:p>
+    <w:p>
+      <w:pPr>
+        <w:pStyle w:val="BodyText"/>
+      </w:pPr>
+      <w:r>
+        <w:rPr>
+          <w:i/>
+          <w:iCs/>
+        </w:rPr>
+        <w:t xml:space="preserve">Literal root:</w:t>
+      </w:r>
+      <w:r>
+        <w:t xml:space="preserve"> </w:t>
+      </w:r>
+      <w:r>
+        <w:t xml:space="preserve">Five of them were dull-unresponsive, and five were practically-wise.</w:t>
+      </w:r>
+    </w:p>
+    <w:p>
+      <w:pPr>
+        <w:pStyle w:val="BodyText"/>
+      </w:pPr>
+      <w:r>
+        <w:rPr>
+          <w:b/>
+          <w:bCs/>
+        </w:rPr>
+        <w:t xml:space="preserve">AEC:</w:t>
+      </w:r>
+      <w:r>
+        <w:t xml:space="preserve"> </w:t>
+      </w:r>
+      <w:r>
+        <w:t xml:space="preserve">Action = none. This is a structural declaration. Five operate with signal only (lamp without reserve). Five operate with signal plus provision. The two groups are not yet distinguishable externally — both carry lamps, both are positioned identically. The difference is internal and reserves-based.</w:t>
+      </w:r>
+    </w:p>
+    <w:p>
+      <w:pPr>
+        <w:pStyle w:val="BodyText"/>
+      </w:pPr>
+      <w:r>
+        <w:t xml:space="preserve">This is the key insight the parable embeds:</w:t>
+      </w:r>
+      <w:r>
+        <w:t xml:space="preserve"> </w:t>
+      </w:r>
+      <w:r>
+        <w:rPr>
+          <w:b/>
+          <w:bCs/>
+        </w:rPr>
+        <w:t xml:space="preserve">you cannot distinguish a try block with adequate (tv)² from one without until the harvest threshold fires.</w:t>
+      </w:r>
+      <w:r>
+        <w:t xml:space="preserve"> </w:t>
+      </w:r>
+      <w:r>
+        <w:t xml:space="preserve">The ledger looks identical from the outside until the door moment.</w:t>
+      </w:r>
+    </w:p>
+    <w:p>
+      <w:r>
+        <w:pict>
+          <v:rect style="width:0;height:1.5pt" o:hralign="center" o:hrstd="t" o:hr="t"/>
+        </w:pict>
+      </w:r>
+    </w:p>
+    <w:p>
+      <w:pPr>
+        <w:pStyle w:val="FirstParagraph"/>
+      </w:pPr>
+      <w:r>
+        <w:rPr>
+          <w:b/>
+          <w:bCs/>
+        </w:rPr>
+        <w:t xml:space="preserve">Verse 3</w:t>
+      </w:r>
+      <w:r>
+        <w:t xml:space="preserve"> </w:t>
+      </w:r>
+      <w:r>
+        <w:rPr>
+          <w:i/>
+          <w:iCs/>
+        </w:rPr>
+        <w:t xml:space="preserve">Greek:</w:t>
+      </w:r>
+      <w:r>
+        <w:t xml:space="preserve"> </w:t>
+      </w:r>
+      <w:r>
+        <w:t xml:space="preserve">αἱ γὰρ μωραὶ λαβοῦσαι τὰς λαμπάδας οὐκ ἔλαβον μεθ’ ἑαυτῶν ἔλαιον·</w:t>
+      </w:r>
+    </w:p>
+    <w:p>
+      <w:pPr>
+        <w:pStyle w:val="BodyText"/>
+      </w:pPr>
+      <w:r>
+        <w:rPr>
+          <w:i/>
+          <w:iCs/>
+        </w:rPr>
+        <w:t xml:space="preserve">Literal root:</w:t>
+      </w:r>
+      <w:r>
+        <w:t xml:space="preserve"> </w:t>
+      </w:r>
+      <w:r>
+        <w:t xml:space="preserve">For the dull-ones, having-taken their signal-lamps, did not take with themselves provision-oil.</w:t>
+      </w:r>
+    </w:p>
+    <w:p>
+      <w:pPr>
+        <w:pStyle w:val="BodyText"/>
+      </w:pPr>
+      <w:r>
+        <w:rPr>
+          <w:b/>
+          <w:bCs/>
+        </w:rPr>
+        <w:t xml:space="preserve">AEC:</w:t>
+      </w:r>
+      <w:r>
+        <w:t xml:space="preserve"> </w:t>
+      </w:r>
+      <w:r>
+        <w:t xml:space="preserve">Action = take lamp. Effect = visible signal exists. Contextual = zero reserve. The lamp is the try block. The oil is the (tv)² that must back it. They launched the action without the provision behind it. The mortgage signed. The lamp lit. The oil not purchased.</w:t>
+      </w:r>
+    </w:p>
+    <w:p>
+      <w:r>
+        <w:pict>
+          <v:rect style="width:0;height:1.5pt" o:hralign="center" o:hrstd="t" o:hr="t"/>
+        </w:pict>
+      </w:r>
+    </w:p>
+    <w:p>
+      <w:pPr>
+        <w:pStyle w:val="FirstParagraph"/>
+      </w:pPr>
+      <w:r>
+        <w:rPr>
+          <w:b/>
+          <w:bCs/>
+        </w:rPr>
+        <w:t xml:space="preserve">Verse 4</w:t>
+      </w:r>
+      <w:r>
+        <w:t xml:space="preserve"> </w:t>
+      </w:r>
+      <w:r>
+        <w:rPr>
+          <w:i/>
+          <w:iCs/>
+        </w:rPr>
+        <w:t xml:space="preserve">Greek:</w:t>
+      </w:r>
+      <w:r>
+        <w:t xml:space="preserve"> </w:t>
+      </w:r>
+      <w:r>
+        <w:t xml:space="preserve">αἱ δὲ φρόνιμοι ἔλαβον ἔλαιον ἐν τοῖς ἀγγείοις αὐτῶν μετὰ τῶν λαμπάδων αὐτῶν.</w:t>
+      </w:r>
+    </w:p>
+    <w:p>
+      <w:pPr>
+        <w:pStyle w:val="BodyText"/>
+      </w:pPr>
+      <w:r>
+        <w:rPr>
+          <w:i/>
+          <w:iCs/>
+        </w:rPr>
+        <w:t xml:space="preserve">Literal root:</w:t>
+      </w:r>
+      <w:r>
+        <w:t xml:space="preserve"> </w:t>
+      </w:r>
+      <w:r>
+        <w:t xml:space="preserve">But the practical-wise took provision-oil in their reserve-vessels along with their signal-lamps.</w:t>
+      </w:r>
+    </w:p>
+    <w:p>
+      <w:pPr>
+        <w:pStyle w:val="BodyText"/>
+      </w:pPr>
+      <w:r>
+        <w:rPr>
+          <w:b/>
+          <w:bCs/>
+        </w:rPr>
+        <w:t xml:space="preserve">AEC:</w:t>
+      </w:r>
+      <w:r>
+        <w:t xml:space="preserve"> </w:t>
+      </w:r>
+      <w:r>
+        <w:t xml:space="preserve">Action = take lamp AND fill vessel with oil. Effect = signal exists with genuine provision behind it. Contextual = adequate reserve (tv)², held separately from the signal instrument itself. The vessel (ἀγγεῖα) is distinct from the lamp. The provision is not the lamp. The reserve is not the projected action. This is the architectural difference: they maintained a buffer container separate from the visible output.</w:t>
+      </w:r>
+    </w:p>
+    <w:p>
+      <w:r>
+        <w:pict>
+          <v:rect style="width:0;height:1.5pt" o:hralign="center" o:hrstd="t" o:hr="t"/>
+        </w:pict>
+      </w:r>
+    </w:p>
+    <w:p>
+      <w:pPr>
+        <w:pStyle w:val="FirstParagraph"/>
+      </w:pPr>
+      <w:r>
+        <w:rPr>
+          <w:b/>
+          <w:bCs/>
+        </w:rPr>
+        <w:t xml:space="preserve">Verse 5</w:t>
+      </w:r>
+      <w:r>
+        <w:t xml:space="preserve"> </w:t>
+      </w:r>
+      <w:r>
+        <w:rPr>
+          <w:i/>
+          <w:iCs/>
+        </w:rPr>
+        <w:t xml:space="preserve">Greek:</w:t>
+      </w:r>
+      <w:r>
+        <w:t xml:space="preserve"> </w:t>
+      </w:r>
+      <w:r>
+        <w:t xml:space="preserve">χρονίζοντος δὲ τοῦ νυμφίου, ἐνύσταξαν πᾶσαι καὶ ἐκάθευδον.</w:t>
+      </w:r>
+    </w:p>
+    <w:p>
+      <w:pPr>
+        <w:pStyle w:val="BodyText"/>
+      </w:pPr>
+      <w:r>
+        <w:rPr>
+          <w:i/>
+          <w:iCs/>
+        </w:rPr>
+        <w:t xml:space="preserve">Literal root:</w:t>
+      </w:r>
+      <w:r>
+        <w:t xml:space="preserve"> </w:t>
+      </w:r>
+      <w:r>
+        <w:t xml:space="preserve">As the harvest-threshold was delaying/lingering, all of them grew drowsy and were sleeping.</w:t>
+      </w:r>
+    </w:p>
+    <w:p>
+      <w:pPr>
+        <w:pStyle w:val="BodyText"/>
+      </w:pPr>
+      <w:r>
+        <w:rPr>
+          <w:b/>
+          <w:bCs/>
+        </w:rPr>
+        <w:t xml:space="preserve">AEC:</w:t>
+      </w:r>
+      <w:r>
+        <w:t xml:space="preserve"> </w:t>
+      </w:r>
+      <w:r>
+        <w:t xml:space="preserve">Action = the threshold did not arrive on schedule. Effect = all ten fell into the same passive state. Contextual = both groups identical in comportment. The foolish did not waste their oil faster by sleeping. The wise did not consume their reserves by waiting. The delay is the accumulation of interest time — the period of dormancy where the lamp is not actively burning but the obligation is continuing. The sleeping is not failure. The failure was or was not already locked in at verses 3 and 4.</w:t>
+      </w:r>
+    </w:p>
+    <w:p>
+      <w:r>
+        <w:pict>
+          <v:rect style="width:0;height:1.5pt" o:hralign="center" o:hrstd="t" o:hr="t"/>
+        </w:pict>
+      </w:r>
+    </w:p>
+    <w:p>
+      <w:pPr>
+        <w:pStyle w:val="FirstParagraph"/>
+      </w:pPr>
+      <w:r>
+        <w:rPr>
+          <w:b/>
+          <w:bCs/>
+        </w:rPr>
+        <w:t xml:space="preserve">Verse 6</w:t>
+      </w:r>
+      <w:r>
+        <w:t xml:space="preserve"> </w:t>
+      </w:r>
+      <w:r>
+        <w:rPr>
+          <w:i/>
+          <w:iCs/>
+        </w:rPr>
+        <w:t xml:space="preserve">Greek:</w:t>
+      </w:r>
+      <w:r>
+        <w:t xml:space="preserve"> </w:t>
+      </w:r>
+      <w:r>
+        <w:t xml:space="preserve">μέσης δὲ νυκτὸς κραυγὴ γέγονεν· Ἰδοὺ ὁ νυμφίος, ἐξέρχεσθε εἰς ἀπάντησιν αὐτοῦ.</w:t>
+      </w:r>
+    </w:p>
+    <w:p>
+      <w:pPr>
+        <w:pStyle w:val="BodyText"/>
+      </w:pPr>
+      <w:r>
+        <w:rPr>
+          <w:i/>
+          <w:iCs/>
+        </w:rPr>
+        <w:t xml:space="preserve">Literal root:</w:t>
+      </w:r>
+      <w:r>
+        <w:t xml:space="preserve"> </w:t>
+      </w:r>
+      <w:r>
+        <w:t xml:space="preserve">In the middle of the night a cry has-come-to-be: Behold! The harvest-threshold. Come out into the meeting of him.</w:t>
+      </w:r>
+    </w:p>
+    <w:p>
+      <w:pPr>
+        <w:pStyle w:val="BodyText"/>
+      </w:pPr>
+      <w:r>
+        <w:rPr>
+          <w:b/>
+          <w:bCs/>
+        </w:rPr>
+        <w:t xml:space="preserve">AEC:</w:t>
+      </w:r>
+      <w:r>
+        <w:t xml:space="preserve"> </w:t>
+      </w:r>
+      <w:r>
+        <w:t xml:space="preserve">Action = the harvest signal fires without warning, mid-cycle. Effect = all ten must activate simultaneously. Contextual = urgency instantiated. U snaps from 0.5 (dormant waiting) to 2.0 (immediate activation required). This is the margin call. The rent due. The balloon payment. The moment mid-flight where the fuel gauge matters.</w:t>
+      </w:r>
+    </w:p>
+    <w:p>
+      <w:r>
+        <w:pict>
+          <v:rect style="width:0;height:1.5pt" o:hralign="center" o:hrstd="t" o:hr="t"/>
+        </w:pict>
+      </w:r>
+    </w:p>
+    <w:p>
+      <w:pPr>
+        <w:pStyle w:val="FirstParagraph"/>
+      </w:pPr>
+      <w:r>
+        <w:rPr>
+          <w:b/>
+          <w:bCs/>
+        </w:rPr>
+        <w:t xml:space="preserve">Verse 7</w:t>
+      </w:r>
+      <w:r>
+        <w:t xml:space="preserve"> </w:t>
+      </w:r>
+      <w:r>
+        <w:rPr>
+          <w:i/>
+          <w:iCs/>
+        </w:rPr>
+        <w:t xml:space="preserve">Greek:</w:t>
+      </w:r>
+      <w:r>
+        <w:t xml:space="preserve"> </w:t>
+      </w:r>
+      <w:r>
+        <w:t xml:space="preserve">τότε ἠγέρθησαν πᾶσαι αἱ παρθένοι ἐκεῖναι καὶ ἐκόσμησαν τὰς λαμπάδας αὐτῶν.</w:t>
+      </w:r>
+    </w:p>
+    <w:p>
+      <w:pPr>
+        <w:pStyle w:val="BodyText"/>
+      </w:pPr>
+      <w:r>
+        <w:rPr>
+          <w:i/>
+          <w:iCs/>
+        </w:rPr>
+        <w:t xml:space="preserve">Literal root:</w:t>
+      </w:r>
+      <w:r>
+        <w:t xml:space="preserve"> </w:t>
+      </w:r>
+      <w:r>
+        <w:t xml:space="preserve">Then all those intact-potentials were-aroused and they arranged/trimmed their signal-lamps.</w:t>
+      </w:r>
+    </w:p>
+    <w:p>
+      <w:pPr>
+        <w:pStyle w:val="BodyText"/>
+      </w:pPr>
+      <w:r>
+        <w:rPr>
+          <w:b/>
+          <w:bCs/>
+        </w:rPr>
+        <w:t xml:space="preserve">AEC:</w:t>
+      </w:r>
+      <w:r>
+        <w:t xml:space="preserve"> </w:t>
+      </w:r>
+      <w:r>
+        <w:t xml:space="preserve">Action = wake, trim lamp. Effect = same visible gesture from all ten. Contextual = identical external action, but provision states now diverge under activation. Trimming (κοσμέω — to arrange, to order, to beautify) is the optimisation of the signal. They all performed it. The signal is indistinguishable. The reserve is not.</w:t>
+      </w:r>
+    </w:p>
+    <w:p>
+      <w:r>
+        <w:pict>
+          <v:rect style="width:0;height:1.5pt" o:hralign="center" o:hrstd="t" o:hr="t"/>
+        </w:pict>
+      </w:r>
+    </w:p>
+    <w:p>
+      <w:pPr>
+        <w:pStyle w:val="FirstParagraph"/>
+      </w:pPr>
+      <w:r>
+        <w:rPr>
+          <w:b/>
+          <w:bCs/>
+        </w:rPr>
+        <w:t xml:space="preserve">Verse 8</w:t>
+      </w:r>
+      <w:r>
+        <w:t xml:space="preserve"> </w:t>
+      </w:r>
+      <w:r>
+        <w:rPr>
+          <w:i/>
+          <w:iCs/>
+        </w:rPr>
+        <w:t xml:space="preserve">Greek:</w:t>
+      </w:r>
+      <w:r>
+        <w:t xml:space="preserve"> </w:t>
+      </w:r>
+      <w:r>
+        <w:t xml:space="preserve">αἱ δὲ μωραὶ ταῖς φρονίμοις εἶπαν· Δότε ἡμῖν ἐκ τοῦ ἐλαίου ὑμῶν, ὅτι αἱ λαμπάδες ἡμῶν σβέννυνται.</w:t>
+      </w:r>
+    </w:p>
+    <w:p>
+      <w:pPr>
+        <w:pStyle w:val="BodyText"/>
+      </w:pPr>
+      <w:r>
+        <w:rPr>
+          <w:i/>
+          <w:iCs/>
+        </w:rPr>
+        <w:t xml:space="preserve">Literal root:</w:t>
+      </w:r>
+      <w:r>
+        <w:t xml:space="preserve"> </w:t>
+      </w:r>
+      <w:r>
+        <w:t xml:space="preserve">The dull-ones said to the practical-wise: Give to us from your provision-oil, because our signal-lamps are being-extinguished.</w:t>
+      </w:r>
+    </w:p>
+    <w:p>
+      <w:pPr>
+        <w:pStyle w:val="BodyText"/>
+      </w:pPr>
+      <w:r>
+        <w:rPr>
+          <w:b/>
+          <w:bCs/>
+        </w:rPr>
+        <w:t xml:space="preserve">AEC:</w:t>
+      </w:r>
+      <w:r>
+        <w:t xml:space="preserve"> </w:t>
+      </w:r>
+      <w:r>
+        <w:t xml:space="preserve">Action = request transfer of provision. Effect = none (refused). Contextual = catch block is now visible. The σβέννυνται (are-being-extinguished) is the first external evidence of the internal failure. The lamp going out is the loan defaulting. The ask for oil is the request for a bailout — a transfer of someone else’s accumulated (tv)² to cover the provision gap. The foolish are not asking for pity. They are asking for a real thermodynamic resource. The wise cannot give it without depleting their own viable margin.</w:t>
+      </w:r>
+    </w:p>
+    <w:p>
+      <w:r>
+        <w:pict>
+          <v:rect style="width:0;height:1.5pt" o:hralign="center" o:hrstd="t" o:hr="t"/>
+        </w:pict>
+      </w:r>
+    </w:p>
+    <w:p>
+      <w:pPr>
+        <w:pStyle w:val="FirstParagraph"/>
+      </w:pPr>
+      <w:r>
+        <w:rPr>
+          <w:b/>
+          <w:bCs/>
+        </w:rPr>
+        <w:t xml:space="preserve">Verse 9</w:t>
+      </w:r>
+      <w:r>
+        <w:t xml:space="preserve"> </w:t>
+      </w:r>
+      <w:r>
+        <w:rPr>
+          <w:i/>
+          <w:iCs/>
+        </w:rPr>
+        <w:t xml:space="preserve">Greek:</w:t>
+      </w:r>
+      <w:r>
+        <w:t xml:space="preserve"> </w:t>
+      </w:r>
+      <w:r>
+        <w:t xml:space="preserve">ἀπεκρίθησαν δὲ αἱ φρόνιμοι λέγουσαι· μήποτε οὐκ ἀρκέσῃ ἡμῖν καὶ ὑμῖν· πορεύεσθε δὲ μᾶλλον πρὸς τοὺς πωλοῦντας καὶ ἀγοράσατε ἑαυταῖς.</w:t>
+      </w:r>
+    </w:p>
+    <w:p>
+      <w:pPr>
+        <w:pStyle w:val="BodyText"/>
+      </w:pPr>
+      <w:r>
+        <w:rPr>
+          <w:i/>
+          <w:iCs/>
+        </w:rPr>
+        <w:t xml:space="preserve">Literal root:</w:t>
+      </w:r>
+      <w:r>
+        <w:t xml:space="preserve"> </w:t>
+      </w:r>
+      <w:r>
+        <w:t xml:space="preserve">The practical-wise answered saying: Lest there not be sufficient for us and for you. Go rather to those selling and buy for yourselves.</w:t>
+      </w:r>
+    </w:p>
+    <w:p>
+      <w:pPr>
+        <w:pStyle w:val="BodyText"/>
+      </w:pPr>
+      <w:r>
+        <w:rPr>
+          <w:b/>
+          <w:bCs/>
+        </w:rPr>
+        <w:t xml:space="preserve">AEC:</w:t>
+      </w:r>
+      <w:r>
+        <w:t xml:space="preserve"> </w:t>
+      </w:r>
+      <w:r>
+        <w:t xml:space="preserve">Action = refuse transfer, redirect to market. Effect = the foolish must attempt a fresh provision acquisition under maximum urgency. Contextual = S → 2.0 (market providers have absolute leverage at midnight, hour of maximum need). The answer is not cruelty. It is structural. If the wise transfer their reserve, both groups arrive under the threshold. Transferring (tv)² does not create it — it redistributes it. The universe does not run on charity at the margin call. It runs on prior provision.</w:t>
+      </w:r>
+    </w:p>
+    <w:p>
+      <w:pPr>
+        <w:pStyle w:val="BodyText"/>
+      </w:pPr>
+      <w:r>
+        <w:t xml:space="preserve">The πορεύεσθε πρὸς τοὺς πωλοῦντας (go to the sellers) is the instruction to enter the extortion-coordinate market at U = 2.0. They are now buying oil at midnight prices.</w:t>
+      </w:r>
+    </w:p>
+    <w:p>
+      <w:r>
+        <w:pict>
+          <v:rect style="width:0;height:1.5pt" o:hralign="center" o:hrstd="t" o:hr="t"/>
+        </w:pict>
+      </w:r>
+    </w:p>
+    <w:p>
+      <w:pPr>
+        <w:pStyle w:val="FirstParagraph"/>
+      </w:pPr>
+      <w:r>
+        <w:rPr>
+          <w:b/>
+          <w:bCs/>
+        </w:rPr>
+        <w:t xml:space="preserve">Verse 10</w:t>
+      </w:r>
+      <w:r>
+        <w:t xml:space="preserve"> </w:t>
+      </w:r>
+      <w:r>
+        <w:rPr>
+          <w:i/>
+          <w:iCs/>
+        </w:rPr>
+        <w:t xml:space="preserve">Greek:</w:t>
+      </w:r>
+      <w:r>
+        <w:t xml:space="preserve"> </w:t>
+      </w:r>
+      <w:r>
+        <w:t xml:space="preserve">ἀπερχομένων δὲ αὐτῶν ἀγοράσαι, ἦλθεν ὁ νυμφίος, καὶ αἱ ἕτοιμοι εἰσῆλθον μετ’ αὐτοῦ εἰς τοὺς γάμους, καὶ ἐκλείσθη ἡ θύρα.</w:t>
+      </w:r>
+    </w:p>
+    <w:p>
+      <w:pPr>
+        <w:pStyle w:val="BodyText"/>
+      </w:pPr>
+      <w:r>
+        <w:rPr>
+          <w:i/>
+          <w:iCs/>
+        </w:rPr>
+        <w:t xml:space="preserve">Literal root:</w:t>
+      </w:r>
+      <w:r>
+        <w:t xml:space="preserve"> </w:t>
+      </w:r>
+      <w:r>
+        <w:t xml:space="preserve">As they were going away to buy, the harvest-threshold came and the ones-ready entered with him into the wedding-ceremony, and the door was-shut.</w:t>
+      </w:r>
+    </w:p>
+    <w:p>
+      <w:pPr>
+        <w:pStyle w:val="BodyText"/>
+      </w:pPr>
+      <w:r>
+        <w:rPr>
+          <w:b/>
+          <w:bCs/>
+        </w:rPr>
+        <w:t xml:space="preserve">AEC:</w:t>
+      </w:r>
+      <w:r>
+        <w:t xml:space="preserve"> </w:t>
+      </w:r>
+      <w:r>
+        <w:t xml:space="preserve">Action = threshold event fires while the foolish are acquiring. Effect = the prepared enter.</w:t>
+      </w:r>
+      <w:r>
+        <w:t xml:space="preserve"> </w:t>
+      </w:r>
+      <w:r>
+        <w:rPr>
+          <w:b/>
+          <w:bCs/>
+        </w:rPr>
+        <w:t xml:space="preserve">The door shuts.</w:t>
+      </w:r>
+      <w:r>
+        <w:t xml:space="preserve"> </w:t>
+      </w:r>
+      <w:r>
+        <w:t xml:space="preserve">Contextual = θύρα (door) becoming ἐκλείσθη (passive aorist — it was shut, by itself, by the structure). The door is not slammed by the bridegroom in anger. It closes passively, in the aorist — past completed action, permanent result. The door does not close as punishment. It closes as the natural consequence of the catch block firing. The geometry closed. The oval became the final shape.</w:t>
+      </w:r>
+    </w:p>
+    <w:p>
+      <w:r>
+        <w:pict>
+          <v:rect style="width:0;height:1.5pt" o:hralign="center" o:hrstd="t" o:hr="t"/>
+        </w:pict>
+      </w:r>
+    </w:p>
+    <w:p>
+      <w:pPr>
+        <w:pStyle w:val="FirstParagraph"/>
+      </w:pPr>
+      <w:r>
+        <w:rPr>
+          <w:b/>
+          <w:bCs/>
+        </w:rPr>
+        <w:t xml:space="preserve">Verse 11</w:t>
+      </w:r>
+      <w:r>
+        <w:t xml:space="preserve"> </w:t>
+      </w:r>
+      <w:r>
+        <w:rPr>
+          <w:i/>
+          <w:iCs/>
+        </w:rPr>
+        <w:t xml:space="preserve">Greek:</w:t>
+      </w:r>
+      <w:r>
+        <w:t xml:space="preserve"> </w:t>
+      </w:r>
+      <w:r>
+        <w:t xml:space="preserve">ὕστερον δὲ ἔρχονται καὶ αἱ λοιπαὶ παρθένοι λέγουσαι· Κύριε, κύριε, ἄνοιξον ἡμῖν.</w:t>
+      </w:r>
+    </w:p>
+    <w:p>
+      <w:pPr>
+        <w:pStyle w:val="BodyText"/>
+      </w:pPr>
+      <w:r>
+        <w:rPr>
+          <w:i/>
+          <w:iCs/>
+        </w:rPr>
+        <w:t xml:space="preserve">Literal root:</w:t>
+      </w:r>
+      <w:r>
+        <w:t xml:space="preserve"> </w:t>
+      </w:r>
+      <w:r>
+        <w:t xml:space="preserve">Afterward the remaining intact-potentials come saying: Lord, lord, open to us.</w:t>
+      </w:r>
+    </w:p>
+    <w:p>
+      <w:pPr>
+        <w:pStyle w:val="BodyText"/>
+      </w:pPr>
+      <w:r>
+        <w:rPr>
+          <w:b/>
+          <w:bCs/>
+        </w:rPr>
+        <w:t xml:space="preserve">AEC:</w:t>
+      </w:r>
+      <w:r>
+        <w:t xml:space="preserve"> </w:t>
+      </w:r>
+      <w:r>
+        <w:t xml:space="preserve">Action = arrival after closure, request entry. Effect = request registered. Contextual = θύρα already in closed state. The ὕστερον (afterward, later, after-the-proper-moment) is the critical word. This is not unjust timing. This is n &gt; harvest. Recursion past the threshold. They are operating in what the 5 Words framework calls the Rot — the zone where action continues but the contextual connection has been severed. The oil was not there when it was needed. The door has already assumed its permanent form.</w:t>
+      </w:r>
+    </w:p>
+    <w:p>
+      <w:r>
+        <w:pict>
+          <v:rect style="width:0;height:1.5pt" o:hralign="center" o:hrstd="t" o:hr="t"/>
+        </w:pict>
+      </w:r>
+    </w:p>
+    <w:p>
+      <w:pPr>
+        <w:pStyle w:val="FirstParagraph"/>
+      </w:pPr>
+      <w:r>
+        <w:rPr>
+          <w:b/>
+          <w:bCs/>
+        </w:rPr>
+        <w:t xml:space="preserve">Verse 12</w:t>
+      </w:r>
+      <w:r>
+        <w:t xml:space="preserve"> </w:t>
+      </w:r>
+      <w:r>
+        <w:rPr>
+          <w:i/>
+          <w:iCs/>
+        </w:rPr>
+        <w:t xml:space="preserve">Greek:</w:t>
+      </w:r>
+      <w:r>
+        <w:t xml:space="preserve"> </w:t>
+      </w:r>
+      <w:r>
+        <w:t xml:space="preserve">ὁ δὲ ἀποκριθεὶς εἶπεν· ἀμὴν λέγω ὑμῖν, οὐκ οἶδα ὑμᾶς.</w:t>
+      </w:r>
+    </w:p>
+    <w:p>
+      <w:pPr>
+        <w:pStyle w:val="BodyText"/>
+      </w:pPr>
+      <w:r>
+        <w:rPr>
+          <w:i/>
+          <w:iCs/>
+        </w:rPr>
+        <w:t xml:space="preserve">Literal root:</w:t>
+      </w:r>
+      <w:r>
+        <w:t xml:space="preserve"> </w:t>
+      </w:r>
+      <w:r>
+        <w:t xml:space="preserve">He answering said: Verified-structurally I say to you, I have-not-seen you.</w:t>
+      </w:r>
+    </w:p>
+    <w:p>
+      <w:pPr>
+        <w:pStyle w:val="BodyText"/>
+      </w:pPr>
+      <w:r>
+        <w:rPr>
+          <w:b/>
+          <w:bCs/>
+        </w:rPr>
+        <w:t xml:space="preserve">AEC:</w:t>
+      </w:r>
+      <w:r>
+        <w:t xml:space="preserve"> </w:t>
+      </w:r>
+      <w:r>
+        <w:t xml:space="preserve">Action = declaration. Effect = permanent record. Contextual = identity unverifiable.</w:t>
+      </w:r>
+    </w:p>
+    <w:p>
+      <w:pPr>
+        <w:pStyle w:val="BodyText"/>
+      </w:pPr>
+      <w:r>
+        <w:t xml:space="preserve">The οὐκ οἶδα (I do not know you) has been translated as rejection. Root analysis destroys this reading. Οἶδα comes from</w:t>
+      </w:r>
+      <w:r>
+        <w:t xml:space="preserve"> </w:t>
+      </w:r>
+      <w:r>
+        <w:rPr>
+          <w:i/>
+          <w:iCs/>
+        </w:rPr>
+        <w:t xml:space="preserve">eidon</w:t>
+      </w:r>
+      <w:r>
+        <w:t xml:space="preserve"> </w:t>
+      </w:r>
+      <w:r>
+        <w:t xml:space="preserve">— to have seen, to have observed. It is not relationship knowledge (γινώσκω,</w:t>
+      </w:r>
+      <w:r>
+        <w:t xml:space="preserve"> </w:t>
+      </w:r>
+      <w:r>
+        <w:rPr>
+          <w:i/>
+          <w:iCs/>
+        </w:rPr>
+        <w:t xml:space="preserve">ginosko</w:t>
+      </w:r>
+      <w:r>
+        <w:t xml:space="preserve">) — it is verifiable co-presence knowledge. The declaration is structural:</w:t>
+      </w:r>
+      <w:r>
+        <w:t xml:space="preserve"> </w:t>
+      </w:r>
+      <w:r>
+        <w:rPr>
+          <w:i/>
+          <w:iCs/>
+        </w:rPr>
+        <w:t xml:space="preserve">I have no record of observed provision in the required period.</w:t>
+      </w:r>
+    </w:p>
+    <w:p>
+      <w:pPr>
+        <w:pStyle w:val="BodyText"/>
+      </w:pPr>
+      <w:r>
+        <w:t xml:space="preserve">The ἀμήν (amēn) before the declaration is the mathematical attestation marker. It does not mean</w:t>
+      </w:r>
+      <w:r>
+        <w:t xml:space="preserve"> </w:t>
+      </w:r>
+      <w:r>
+        <w:t xml:space="preserve">“I am asserting.”</w:t>
+      </w:r>
+      <w:r>
+        <w:t xml:space="preserve"> </w:t>
+      </w:r>
+      <w:r>
+        <w:t xml:space="preserve">It means the following statement has been verified against the structure of reality and is confirmed. This is the bridegroom delivering the output of the try block audit. The check ran. The (tv)² was not present in the record. The try failed. The catch result stands.</w:t>
+      </w:r>
+    </w:p>
+    <w:p>
+      <w:r>
+        <w:pict>
+          <v:rect style="width:0;height:1.5pt" o:hralign="center" o:hrstd="t" o:hr="t"/>
+        </w:pict>
+      </w:r>
+    </w:p>
+    <w:p>
+      <w:pPr>
+        <w:pStyle w:val="FirstParagraph"/>
+      </w:pPr>
+      <w:r>
+        <w:rPr>
+          <w:b/>
+          <w:bCs/>
+        </w:rPr>
+        <w:t xml:space="preserve">Verse 13</w:t>
+      </w:r>
+      <w:r>
+        <w:t xml:space="preserve"> </w:t>
+      </w:r>
+      <w:r>
+        <w:rPr>
+          <w:i/>
+          <w:iCs/>
+        </w:rPr>
+        <w:t xml:space="preserve">Greek:</w:t>
+      </w:r>
+      <w:r>
+        <w:t xml:space="preserve"> </w:t>
+      </w:r>
+      <w:r>
+        <w:t xml:space="preserve">γρηγορεῖτε οὖν, ὅτι οὐκ οἴδατε τὴν ἡμέραν οὐδὲ τὴν ὥραν.</w:t>
+      </w:r>
+    </w:p>
+    <w:p>
+      <w:pPr>
+        <w:pStyle w:val="BodyText"/>
+      </w:pPr>
+      <w:r>
+        <w:rPr>
+          <w:i/>
+          <w:iCs/>
+        </w:rPr>
+        <w:t xml:space="preserve">Literal root:</w:t>
+      </w:r>
+      <w:r>
+        <w:t xml:space="preserve"> </w:t>
+      </w:r>
+      <w:r>
+        <w:t xml:space="preserve">Watch-therefore/remain-awake accordingly, because you have-not-seen the day nor the hour.</w:t>
+      </w:r>
+    </w:p>
+    <w:p>
+      <w:pPr>
+        <w:pStyle w:val="BodyText"/>
+      </w:pPr>
+      <w:r>
+        <w:rPr>
+          <w:b/>
+          <w:bCs/>
+        </w:rPr>
+        <w:t xml:space="preserve">AEC:</w:t>
+      </w:r>
+      <w:r>
+        <w:t xml:space="preserve"> </w:t>
+      </w:r>
+      <w:r>
+        <w:t xml:space="preserve">Action = instruction to remain in active monitoring state. Effect = provision maintained at adequate level continuously, not just at perceived approach of threshold. Contextual = the day and hour are structurally indeterminate. Threshold fires when it fires.</w:t>
+      </w:r>
+    </w:p>
+    <w:p>
+      <w:pPr>
+        <w:pStyle w:val="BodyText"/>
+      </w:pPr>
+      <w:r>
+        <w:t xml:space="preserve">The γρηγορεῖτε (watch/be-alert) is not</w:t>
+      </w:r>
+      <w:r>
+        <w:t xml:space="preserve"> </w:t>
+      </w:r>
+      <w:r>
+        <w:t xml:space="preserve">“perform vigilance as a virtue.”</w:t>
+      </w:r>
+      <w:r>
+        <w:t xml:space="preserve"> </w:t>
+      </w:r>
+      <w:r>
+        <w:t xml:space="preserve">The root</w:t>
+      </w:r>
+      <w:r>
+        <w:t xml:space="preserve"> </w:t>
+      </w:r>
+      <w:r>
+        <w:rPr>
+          <w:i/>
+          <w:iCs/>
+        </w:rPr>
+        <w:t xml:space="preserve">gregoreo</w:t>
+      </w:r>
+      <w:r>
+        <w:t xml:space="preserve"> </w:t>
+      </w:r>
+      <w:r>
+        <w:t xml:space="preserve">means to be in active functioning state rather than dormant. The instruction is operational: maintain the oil level. Keep the reserve vessel filled. Do not let the provision drop between now and the unknown threshold moment. The parable’s final word is not moral admonishment. It is a maintenance protocol.</w:t>
+      </w:r>
+    </w:p>
+    <w:p>
+      <w:r>
+        <w:pict>
+          <v:rect style="width:0;height:1.5pt" o:hralign="center" o:hrstd="t" o:hr="t"/>
+        </w:pict>
+      </w:r>
+    </w:p>
     <w:bookmarkEnd w:id="15"/>
-    <w:bookmarkStart w:id="16" w:name="v.-the-conservation-law"/>
+    <w:bookmarkStart w:id="16" w:name="the-oval-geometry-restated"/>
+    <w:p>
+      <w:pPr>
+        <w:pStyle w:val="Heading4"/>
+      </w:pPr>
+      <w:r>
+        <w:t xml:space="preserve">The Oval Geometry — Restated</w:t>
+      </w:r>
+    </w:p>
+    <w:p>
+      <w:pPr>
+        <w:pStyle w:val="FirstParagraph"/>
+      </w:pPr>
+      <w:r>
+        <w:t xml:space="preserve">The parable maps the try-catch geometry exactly:</w:t>
+      </w:r>
+    </w:p>
+    <w:p>
+      <w:pPr>
+        <w:pStyle w:val="Compact"/>
+        <w:numPr>
+          <w:ilvl w:val="0"/>
+          <w:numId w:val="1001"/>
+        </w:numPr>
+      </w:pPr>
+      <w:r>
+        <w:t xml:space="preserve">The</w:t>
+      </w:r>
+      <w:r>
+        <w:t xml:space="preserve"> </w:t>
+      </w:r>
+      <w:r>
+        <w:rPr>
+          <w:b/>
+          <w:bCs/>
+        </w:rPr>
+        <w:t xml:space="preserve">lamp</w:t>
+      </w:r>
+      <w:r>
+        <w:t xml:space="preserve"> </w:t>
+      </w:r>
+      <w:r>
+        <w:t xml:space="preserve">(λαμπάδας) = the action signal = the try block</w:t>
+      </w:r>
+    </w:p>
+    <w:p>
+      <w:pPr>
+        <w:pStyle w:val="Compact"/>
+        <w:numPr>
+          <w:ilvl w:val="0"/>
+          <w:numId w:val="1001"/>
+        </w:numPr>
+      </w:pPr>
+      <w:r>
+        <w:t xml:space="preserve">The</w:t>
+      </w:r>
+      <w:r>
+        <w:t xml:space="preserve"> </w:t>
+      </w:r>
+      <w:r>
+        <w:rPr>
+          <w:b/>
+          <w:bCs/>
+        </w:rPr>
+        <w:t xml:space="preserve">oil</w:t>
+      </w:r>
+      <w:r>
+        <w:t xml:space="preserve"> </w:t>
+      </w:r>
+      <w:r>
+        <w:t xml:space="preserve">(ἔλαιον) = the provision = the (tv)² behind the try</w:t>
+      </w:r>
+    </w:p>
+    <w:p>
+      <w:pPr>
+        <w:pStyle w:val="Compact"/>
+        <w:numPr>
+          <w:ilvl w:val="0"/>
+          <w:numId w:val="1001"/>
+        </w:numPr>
+      </w:pPr>
+      <w:r>
+        <w:t xml:space="preserve">The</w:t>
+      </w:r>
+      <w:r>
+        <w:t xml:space="preserve"> </w:t>
+      </w:r>
+      <w:r>
+        <w:rPr>
+          <w:b/>
+          <w:bCs/>
+        </w:rPr>
+        <w:t xml:space="preserve">vessel</w:t>
+      </w:r>
+      <w:r>
+        <w:t xml:space="preserve"> </w:t>
+      </w:r>
+      <w:r>
+        <w:t xml:space="preserve">(ἀγγεῖα) = the reserve buffer, held separate from the signal</w:t>
+      </w:r>
+    </w:p>
+    <w:p>
+      <w:pPr>
+        <w:pStyle w:val="Compact"/>
+        <w:numPr>
+          <w:ilvl w:val="0"/>
+          <w:numId w:val="1001"/>
+        </w:numPr>
+      </w:pPr>
+      <w:r>
+        <w:t xml:space="preserve">The</w:t>
+      </w:r>
+      <w:r>
+        <w:t xml:space="preserve"> </w:t>
+      </w:r>
+      <w:r>
+        <w:rPr>
+          <w:b/>
+          <w:bCs/>
+        </w:rPr>
+        <w:t xml:space="preserve">bridegroom</w:t>
+      </w:r>
+      <w:r>
+        <w:t xml:space="preserve"> </w:t>
+      </w:r>
+      <w:r>
+        <w:t xml:space="preserve">(νυμφίος) = the harvest threshold — the moment co-presence is verified</w:t>
+      </w:r>
+    </w:p>
+    <w:p>
+      <w:pPr>
+        <w:pStyle w:val="Compact"/>
+        <w:numPr>
+          <w:ilvl w:val="0"/>
+          <w:numId w:val="1001"/>
+        </w:numPr>
+      </w:pPr>
+      <w:r>
+        <w:t xml:space="preserve">The</w:t>
+      </w:r>
+      <w:r>
+        <w:t xml:space="preserve"> </w:t>
+      </w:r>
+      <w:r>
+        <w:rPr>
+          <w:b/>
+          <w:bCs/>
+        </w:rPr>
+        <w:t xml:space="preserve">door</w:t>
+      </w:r>
+      <w:r>
+        <w:t xml:space="preserve"> </w:t>
+      </w:r>
+      <w:r>
+        <w:t xml:space="preserve">(θύρα) = the catch block boundary — passively closed by structure, not agent will</w:t>
+      </w:r>
+    </w:p>
+    <w:p>
+      <w:pPr>
+        <w:pStyle w:val="Compact"/>
+        <w:numPr>
+          <w:ilvl w:val="0"/>
+          <w:numId w:val="1001"/>
+        </w:numPr>
+      </w:pPr>
+      <w:r>
+        <w:t xml:space="preserve">The</w:t>
+      </w:r>
+      <w:r>
+        <w:t xml:space="preserve"> </w:t>
+      </w:r>
+      <w:r>
+        <w:rPr>
+          <w:b/>
+          <w:bCs/>
+        </w:rPr>
+        <w:t xml:space="preserve">I-have-not-seen</w:t>
+      </w:r>
+      <w:r>
+        <w:t xml:space="preserve"> </w:t>
+      </w:r>
+      <w:r>
+        <w:t xml:space="preserve">(οὐκ οἶδα) = the audit result — no verifiable (tv)² in the record</w:t>
+      </w:r>
+    </w:p>
+    <w:p>
+      <w:pPr>
+        <w:pStyle w:val="FirstParagraph"/>
+      </w:pPr>
+      <w:r>
+        <w:t xml:space="preserve">The five foolish virgins did not fail because they were bad people. They failed because they launched the signal (lamp) without the provision (oil). They executed the try block with an empty reserve. The circle could not close. The geometry deformed. The oval expanded outward (obligation without backing) and the personal circle compressed inward (potential consumed by the catch state). The door shut itself, in the aorist, permanently, as completed structure.</w:t>
+      </w:r>
+    </w:p>
+    <w:p>
+      <w:pPr>
+        <w:pStyle w:val="BodyText"/>
+      </w:pPr>
+      <w:r>
+        <w:t xml:space="preserve">The five wise virgins did not succeed because they were morally superior. They succeeded because they maintained provision in a separate vessel, detached from the signal instrument. They understood that the lamp being lit and the oil being present are two different variables. The try block is not the provision. The signal is not the reserve. You must hold both, separately, until the threshold moment whose timing is structurally indeterminate.</w:t>
+      </w:r>
+    </w:p>
+    <w:p>
+      <w:pPr>
+        <w:pStyle w:val="BodyText"/>
+      </w:pPr>
+      <w:r>
+        <w:t xml:space="preserve">The oval is not a judgment. It is a shape.</w:t>
+      </w:r>
+    </w:p>
+    <w:p>
+      <w:r>
+        <w:pict>
+          <v:rect style="width:0;height:1.5pt" o:hralign="center" o:hrstd="t" o:hr="t"/>
+        </w:pict>
+      </w:r>
+    </w:p>
+    <w:bookmarkEnd w:id="16"/>
+    <w:bookmarkEnd w:id="17"/>
+    <w:bookmarkEnd w:id="18"/>
+    <w:bookmarkStart w:id="19" w:name="v.-the-conservation-law"/>
     <w:p>
       <w:pPr>
         <w:pStyle w:val="Heading2"/>
@@ -3816,8 +5570,8 @@
         </w:pict>
       </w:r>
     </w:p>
-    <w:bookmarkEnd w:id="16"/>
-    <w:bookmarkStart w:id="17" w:name="Xcd3c8748dcf479fa01e6e68f4fcdf78bca015d1"/>
+    <w:bookmarkEnd w:id="19"/>
+    <w:bookmarkStart w:id="20" w:name="Xcd3c8748dcf479fa01e6e68f4fcdf78bca015d1"/>
     <w:p>
       <w:pPr>
         <w:pStyle w:val="Heading2"/>
@@ -4312,8 +6066,8 @@
         </w:pict>
       </w:r>
     </w:p>
-    <w:bookmarkEnd w:id="17"/>
-    <w:bookmarkStart w:id="18" w:name="X6cdd096e62611cced4b6cd9ef99166af1638a44"/>
+    <w:bookmarkEnd w:id="20"/>
+    <w:bookmarkStart w:id="21" w:name="X6cdd096e62611cced4b6cd9ef99166af1638a44"/>
     <w:p>
       <w:pPr>
         <w:pStyle w:val="Heading2"/>
@@ -5100,8 +6854,8 @@
         </w:pict>
       </w:r>
     </w:p>
-    <w:bookmarkEnd w:id="18"/>
-    <w:bookmarkStart w:id="19" w:name="Xee266975e95384ecb0932706cb70e193e25c76b"/>
+    <w:bookmarkEnd w:id="21"/>
+    <w:bookmarkStart w:id="22" w:name="Xee266975e95384ecb0932706cb70e193e25c76b"/>
     <w:p>
       <w:pPr>
         <w:pStyle w:val="Heading2"/>
@@ -5487,8 +7241,8 @@
         </w:pict>
       </w:r>
     </w:p>
-    <w:bookmarkEnd w:id="19"/>
-    <w:bookmarkStart w:id="20" w:name="ix.-the-sign-change"/>
+    <w:bookmarkEnd w:id="22"/>
+    <w:bookmarkStart w:id="23" w:name="ix.-the-sign-change"/>
     <w:p>
       <w:pPr>
         <w:pStyle w:val="Heading2"/>
@@ -5826,8 +7580,8 @@
         </w:pict>
       </w:r>
     </w:p>
-    <w:bookmarkEnd w:id="20"/>
-    <w:bookmarkStart w:id="21" w:name="x.-the-formal-chain"/>
+    <w:bookmarkEnd w:id="23"/>
+    <w:bookmarkStart w:id="24" w:name="x.-the-formal-chain"/>
     <w:p>
       <w:pPr>
         <w:pStyle w:val="Heading2"/>
@@ -6602,8 +8356,8 @@
         <w:t xml:space="preserve">Derived from: The Universal Force Equation of Price v3, The Psochic Hegemony, On the Structure of Truth, The System Transition Value Physics, A Unified Philosophy of 21st Century Conflict, and the conversation record.</w:t>
       </w:r>
     </w:p>
-    <w:bookmarkEnd w:id="21"/>
-    <w:bookmarkEnd w:id="22"/>
+    <w:bookmarkEnd w:id="24"/>
+    <w:bookmarkEnd w:id="25"/>
     <w:sectPr>
       <w:footnotePr>
         <w:numRestart w:val="eachSect"/>
@@ -6714,8 +8468,114 @@
       </w:pPr>
     </w:lvl>
   </w:abstractNum>
+  <w:abstractNum w:abstractNumId="991">
+    <w:nsid w:val="0000A991"/>
+    <w:multiLevelType w:val="multilevel"/>
+    <w:lvl w:ilvl="0">
+      <w:numFmt w:val="bullet"/>
+      <w:lvlText w:val=""/>
+      <w:lvlJc w:val="left"/>
+      <w:pPr>
+        <w:ind w:left="720" w:hanging="360"/>
+      </w:pPr>
+      <w:rPr>
+        <w:rFonts w:ascii="Symbol" w:hAnsi="Symbol" w:cs="Symbol" w:hint="default"/>
+      </w:rPr>
+    </w:lvl>
+    <w:lvl w:ilvl="1">
+      <w:numFmt w:val="bullet"/>
+      <w:lvlText w:val="o"/>
+      <w:lvlJc w:val="left"/>
+      <w:pPr>
+        <w:ind w:left="1440" w:hanging="360"/>
+      </w:pPr>
+      <w:rPr>
+        <w:rFonts w:ascii="Courier New" w:hAnsi="Courier New" w:cs="Courier New" w:hint="default"/>
+      </w:rPr>
+    </w:lvl>
+    <w:lvl w:ilvl="2">
+      <w:numFmt w:val="bullet"/>
+      <w:lvlText w:val=""/>
+      <w:lvlJc w:val="left"/>
+      <w:pPr>
+        <w:ind w:left="2160" w:hanging="360"/>
+      </w:pPr>
+      <w:rPr>
+        <w:rFonts w:ascii="Wingdings" w:hAnsi="Wingdings" w:cs="Wingdings" w:hint="default"/>
+      </w:rPr>
+    </w:lvl>
+    <w:lvl w:ilvl="3">
+      <w:numFmt w:val="bullet"/>
+      <w:lvlText w:val=""/>
+      <w:lvlJc w:val="left"/>
+      <w:pPr>
+        <w:ind w:left="2880" w:hanging="360"/>
+      </w:pPr>
+      <w:rPr>
+        <w:rFonts w:ascii="Symbol" w:hAnsi="Symbol" w:cs="Symbol" w:hint="default"/>
+      </w:rPr>
+    </w:lvl>
+    <w:lvl w:ilvl="4">
+      <w:numFmt w:val="bullet"/>
+      <w:lvlText w:val="o"/>
+      <w:lvlJc w:val="left"/>
+      <w:pPr>
+        <w:ind w:left="3600" w:hanging="360"/>
+      </w:pPr>
+      <w:rPr>
+        <w:rFonts w:ascii="Courier New" w:hAnsi="Courier New" w:cs="Courier New" w:hint="default"/>
+      </w:rPr>
+    </w:lvl>
+    <w:lvl w:ilvl="5">
+      <w:numFmt w:val="bullet"/>
+      <w:lvlText w:val=""/>
+      <w:lvlJc w:val="left"/>
+      <w:pPr>
+        <w:ind w:left="4320" w:hanging="360"/>
+      </w:pPr>
+      <w:rPr>
+        <w:rFonts w:ascii="Wingdings" w:hAnsi="Wingdings" w:cs="Wingdings" w:hint="default"/>
+      </w:rPr>
+    </w:lvl>
+    <w:lvl w:ilvl="6">
+      <w:numFmt w:val="bullet"/>
+      <w:lvlText w:val=""/>
+      <w:lvlJc w:val="left"/>
+      <w:pPr>
+        <w:ind w:left="5040" w:hanging="360"/>
+      </w:pPr>
+      <w:rPr>
+        <w:rFonts w:ascii="Symbol" w:hAnsi="Symbol" w:cs="Symbol" w:hint="default"/>
+      </w:rPr>
+    </w:lvl>
+    <w:lvl w:ilvl="7">
+      <w:numFmt w:val="bullet"/>
+      <w:lvlText w:val="o"/>
+      <w:lvlJc w:val="left"/>
+      <w:pPr>
+        <w:ind w:left="5760" w:hanging="360"/>
+      </w:pPr>
+      <w:rPr>
+        <w:rFonts w:ascii="Courier New" w:hAnsi="Courier New" w:cs="Courier New" w:hint="default"/>
+      </w:rPr>
+    </w:lvl>
+    <w:lvl w:ilvl="8">
+      <w:numFmt w:val="bullet"/>
+      <w:lvlText w:val=""/>
+      <w:lvlJc w:val="left"/>
+      <w:pPr>
+        <w:ind w:left="6480" w:hanging="360"/>
+      </w:pPr>
+      <w:rPr>
+        <w:rFonts w:ascii="Wingdings" w:hAnsi="Wingdings" w:cs="Wingdings" w:hint="default"/>
+      </w:rPr>
+    </w:lvl>
+  </w:abstractNum>
   <w:num w:numId="1000">
     <w:abstractNumId w:val="990"/>
+  </w:num>
+  <w:num w:numId="1001">
+    <w:abstractNumId w:val="991"/>
   </w:num>
 </w:numbering>
 </file>
